--- a/Claude_Dieu_Khien_May_Tinh_PowerShell.docx
+++ b/Claude_Dieu_Khien_May_Tinh_PowerShell.docx
@@ -439,15 +439,15 @@
         <w:spacing w:before="280"/>
       </w:pPr>
       <w:r>
-        <w:t xml:space="preserve">4. Gõ phím — CHƯA verify được trên desktop bình thường</w:t>
-      </w:r>
-    </w:p>
-    <w:p>
-      <w:pPr>
-        <w:spacing w:after="120"/>
-      </w:pPr>
-      <w:r>
-        <w:t xml:space="preserve">Cách dùng (SendKeys, đơn giản nhất cho phím đơn/tổ hợp):</w:t>
+        <w:t xml:space="preserve">4. Gõ phím — ĐÃ verify hoạt động trên desktop bình thường</w:t>
+      </w:r>
+    </w:p>
+    <w:p>
+      <w:pPr>
+        <w:spacing w:after="120"/>
+      </w:pPr>
+      <w:r>
+        <w:t xml:space="preserve">Cách dùng (SendKeys, đơn giản nhất cho phím đơn/tổ hợp/chuỗi text):</w:t>
       </w:r>
     </w:p>
     <w:p>
@@ -467,7 +467,7 @@
           <w:sz w:val="18"/>
           <w:szCs w:val="18"/>
         </w:rPr>
-        <w:t xml:space="preserve">[System.Windows.Forms.SendKeys]::SendWait("{ENTER}")</w:t>
+        <w:t xml:space="preserve">[System.Windows.Forms.SendKeys]::SendWait("noi dung can go, hoac {ENTER}, ^z, ...")</w:t>
       </w:r>
     </w:p>
     <w:p>
@@ -482,7 +482,99 @@
         <w:t xml:space="preserve">Trạng thái thật: </w:t>
       </w:r>
       <w:r>
-        <w:t xml:space="preserve">lần test duy nhất đã làm bị "Access is denied" — NHƯNG là vì lúc đó máy đã chuyển sang secure desktop (xem mục 5), không phải do SendKeys tự nó không hoạt động. Cần test lại lúc màn hình mở bình thường mới kết luận được chắc chắn.</w:t>
+        <w:t xml:space="preserve">test lần đầu (lúc máy ở secure desktop) bị "Access is denied" — do secure desktop chặn (xem mục 5), không phải do SendKeys hỏng. Test lại lúc màn hình mở bình thường (2026-09-14) xác nhận gõ được chữ thật thành công.</w:t>
+      </w:r>
+    </w:p>
+    <w:p>
+      <w:pPr>
+        <w:pStyle w:val="Heading1"/>
+        <w:spacing w:before="280"/>
+      </w:pPr>
+      <w:r>
+        <w:t xml:space="preserve">4b. ⚠️ Cạm bẫy thật đã gặp khi test — Start-Process KHÔNG đảm bảo mở cửa sổ MỚI</w:t>
+      </w:r>
+    </w:p>
+    <w:p>
+      <w:pPr>
+        <w:spacing w:after="120"/>
+      </w:pPr>
+      <w:r>
+        <w:t xml:space="preserve">Lúc verify SendKeys, gọi Start-Process notepad định mở 1 cửa sổ trống để test an toàn — nhưng Windows tự động focus vào cửa sổ Notepad ĐANG MỞ SẴN của user (nhiều tab quan trọng khác) thay vì tạo cửa sổ mới. Text test bị gõ NHẦM vào đầu 1 tab đang mở (may mắn chưa lưu — file trên ổ đĩa không bị ảnh hưởng vì Ctrl+S chưa từng được gọi, chỉ cần đóng "Don't Save" là khôi phục nguyên vẹn).</w:t>
+      </w:r>
+    </w:p>
+    <w:p>
+      <w:pPr>
+        <w:spacing w:after="120"/>
+      </w:pPr>
+      <w:r>
+        <w:t xml:space="preserve">Thêm 1 phát hiện phụ: gửi Ctrl+Z (^z) qua SendKeys để undo KHÔNG chắc ăn — có thể bị 1 dialog khác (vd popup tài khoản Adobe) nổi lên cướp focus đúng lúc đó, khiến phím rơi vào cửa sổ sai.</w:t>
+      </w:r>
+    </w:p>
+    <w:p>
+      <w:pPr>
+        <w:spacing w:after="120"/>
+      </w:pPr>
+      <w:r>
+        <w:rPr>
+          <w:b/>
+          <w:bCs/>
+        </w:rPr>
+        <w:t xml:space="preserve">Quy tắc bắt buộc rút ra: </w:t>
+      </w:r>
+      <w:r>
+        <w:t xml:space="preserve"/>
+      </w:r>
+    </w:p>
+    <w:p>
+      <w:pPr>
+        <w:pStyle w:val="ListParagraph"/>
+        <w:numPr>
+          <w:ilvl w:val="0"/>
+          <w:numId w:val="2"/>
+        </w:numPr>
+        <w:spacing w:after="60"/>
+      </w:pPr>
+      <w:r>
+        <w:t xml:space="preserve">KHÔNG BAO GIỜ giả định Start-Process tạo cửa sổ mới trống — luôn chụp màn hình xác nhận ĐÚNG cửa sổ/context đang có focus TRƯỚC KHI gửi phím/chuột, không đoán.</w:t>
+      </w:r>
+    </w:p>
+    <w:p>
+      <w:pPr>
+        <w:pStyle w:val="ListParagraph"/>
+        <w:numPr>
+          <w:ilvl w:val="0"/>
+          <w:numId w:val="2"/>
+        </w:numPr>
+        <w:spacing w:after="60"/>
+      </w:pPr>
+      <w:r>
+        <w:t xml:space="preserve">Muốn vùng test an toàn: dùng Start-Process notepad -ArgumentList "&lt;đường dẫn file mới&gt;" để ép mở đúng file cụ thể, hoặc kiểm tra Get-Process notepad trước xem đã có instance chạy sẵn chưa.</w:t>
+      </w:r>
+    </w:p>
+    <w:p>
+      <w:pPr>
+        <w:pStyle w:val="ListParagraph"/>
+        <w:numPr>
+          <w:ilvl w:val="0"/>
+          <w:numId w:val="2"/>
+        </w:numPr>
+        <w:spacing w:after="60"/>
+      </w:pPr>
+      <w:r>
+        <w:t xml:space="preserve">Sau MỌI thao tác gõ phím/click, chụp lại màn hình NGAY để xác nhận kết quả đúng ý — lệnh chạy xong không báo lỗi không có nghĩa là đã làm đúng chỗ.</w:t>
+      </w:r>
+    </w:p>
+    <w:p>
+      <w:pPr>
+        <w:pStyle w:val="ListParagraph"/>
+        <w:numPr>
+          <w:ilvl w:val="0"/>
+          <w:numId w:val="2"/>
+        </w:numPr>
+        <w:spacing w:after="60"/>
+      </w:pPr>
+      <w:r>
+        <w:t xml:space="preserve">Nếu 1 dialog lạ/không mong đợi xuất hiện giữa chừng — DỪNG NGAY, không gửi thêm phím/click đoán mò, tránh bấm nhầm nút nhạy cảm (Sign out, Delete...).</w:t>
       </w:r>
     </w:p>
     <w:p>

--- a/Claude_Dieu_Khien_May_Tinh_PowerShell.docx
+++ b/Claude_Dieu_Khien_May_Tinh_PowerShell.docx
@@ -682,6 +682,85 @@
       </w:r>
       <w:r>
         <w:t xml:space="preserve">muốn dùng PowerShell điều khiển máy (cho Premiere hay việc gì khác), máy PHẢI đang mở khoá sẵn từ đầu tới cuối quá trình — không được để máy tự khoá màn hình giữa chừng (kiểm tra lại cài đặt "Screen timeout"/"Lock after" của Windows nếu cần chạy lâu).</w:t>
+      </w:r>
+    </w:p>
+    <w:p>
+      <w:pPr>
+        <w:pStyle w:val="Heading1"/>
+        <w:spacing w:before="280"/>
+      </w:pPr>
+      <w:r>
+        <w:t xml:space="preserve">5b. ⚠️ Giới hạn nghiêm trọng khác — CopyFromScreen (GDI) không bắt được nội dung render qua Direct3D</w:t>
+      </w:r>
+    </w:p>
+    <w:p>
+      <w:pPr>
+        <w:spacing w:after="120"/>
+      </w:pPr>
+      <w:r>
+        <w:t xml:space="preserve">Live-test 2026-09-14 với UXP Developer Tool (app Electron, nội dung render qua "Intermediate D3D Window"): CopyFromScreen KHÔNG bắt được nội dung cửa sổ đó đáng tin cậy — nhiều lần ảnh chụp cho thấy cửa sổ "biến mất" hoàn toàn, trong khi EnumWindows + IsWindowVisible() (Win32 thuần, độc lập GDI) xác nhận cửa sổ vẫn tồn tại và visible thật.</w:t>
+      </w:r>
+    </w:p>
+    <w:p>
+      <w:pPr>
+        <w:spacing w:after="120"/>
+      </w:pPr>
+      <w:r>
+        <w:t xml:space="preserve">Đã loại trừ các nguyên nhân khác trước khi kết luận:</w:t>
+      </w:r>
+    </w:p>
+    <w:p>
+      <w:pPr>
+        <w:pStyle w:val="ListParagraph"/>
+        <w:numPr>
+          <w:ilvl w:val="0"/>
+          <w:numId w:val="2"/>
+        </w:numPr>
+        <w:spacing w:after="60"/>
+      </w:pPr>
+      <w:r>
+        <w:t xml:space="preserve">SetCursorPos/GetCursorPos verify khớp chính xác tuyệt đối (không phải lỗi toạ độ/DPI)</w:t>
+      </w:r>
+    </w:p>
+    <w:p>
+      <w:pPr>
+        <w:pStyle w:val="ListParagraph"/>
+        <w:numPr>
+          <w:ilvl w:val="0"/>
+          <w:numId w:val="2"/>
+        </w:numPr>
+        <w:spacing w:after="60"/>
+      </w:pPr>
+      <w:r>
+        <w:t xml:space="preserve">SetForegroundWindow + GetForegroundWindow() đọc lại độc lập xác nhận app THẬT SỰ có focus</w:t>
+      </w:r>
+    </w:p>
+    <w:p>
+      <w:pPr>
+        <w:pStyle w:val="ListParagraph"/>
+        <w:numPr>
+          <w:ilvl w:val="0"/>
+          <w:numId w:val="2"/>
+        </w:numPr>
+        <w:spacing w:after="60"/>
+      </w:pPr>
+      <w:r>
+        <w:t xml:space="preserve">EnumWindows trước/sau khi click xác nhận không có dialog con nào xuất hiện — click thực sự không kích hoạt được hành động, dù toạ độ và focus đều đúng</w:t>
+      </w:r>
+    </w:p>
+    <w:p>
+      <w:pPr>
+        <w:spacing w:after="120"/>
+      </w:pPr>
+      <w:r>
+        <w:rPr>
+          <w:b/>
+          <w:bCs/>
+        </w:rPr>
+        <w:t xml:space="preserve">Kết luận: </w:t>
+      </w:r>
+      <w:r>
+        <w:t xml:space="preserve">giới hạn kỹ thuật thật của GDI screenshot khi target là app render qua D3D/GPU compositing (phổ biến ở Electron hiện đại, kể cả framework DroverLord của Premiere Pro) — không phải lỗi thao tác. Nguyên tắc "chụp màn hình xác nhận trước khi click" KHÔNG đáng tin cậy với loại app này. Muốn tự động hoá tiếp cần API chụp màn hình khác hỗ trợ D3D tốt hơn (vd Windows.Graphics.Capture) — chưa làm, để dành lần sau.</w:t>
       </w:r>
     </w:p>
     <w:p>
